--- a/writing/notes.docx
+++ b/writing/notes.docx
@@ -818,38 +818,6 @@
     <w:p>
       <w:pPr>
         <w:spacing w:line="480" w:lineRule="auto"/>
-      </w:pPr>
-      <w:r>
-        <w:t xml:space="preserve">Steven J. Cooke, Lawren Sack, Craig E. Franklin, Anthony P. Farrell, John Beardall, Martin </w:t>
-      </w:r>
-      <w:proofErr w:type="spellStart"/>
-      <w:r>
-        <w:t>Wikelski</w:t>
-      </w:r>
-      <w:proofErr w:type="spellEnd"/>
-      <w:r>
-        <w:t xml:space="preserve">, Steven L. Chown, </w:t>
-      </w:r>
-      <w:proofErr w:type="gramStart"/>
-      <w:r>
-        <w:t>What</w:t>
-      </w:r>
-      <w:proofErr w:type="gramEnd"/>
-      <w:r>
-        <w:t xml:space="preserve"> is conservation physiology? Perspectives on an increasingly integrated and essential science, Conservation Physiology, Volume 1, Issue 1, 2013, cot001, </w:t>
-      </w:r>
-      <w:hyperlink r:id="rId8" w:history="1">
-        <w:r>
-          <w:rPr>
-            <w:rStyle w:val="Hyperlink"/>
-          </w:rPr>
-          <w:t>https://doi.org/10.1093/conphys/cot001</w:t>
-        </w:r>
-      </w:hyperlink>
-    </w:p>
-    <w:p>
-      <w:pPr>
-        <w:spacing w:line="480" w:lineRule="auto"/>
         <w:rPr>
           <w:rFonts w:ascii="Merriweather" w:hAnsi="Merriweather"/>
           <w:color w:val="2A2A2A"/>
@@ -866,10 +834,9 @@
           <w:szCs w:val="23"/>
           <w:shd w:val="clear" w:color="auto" w:fill="FFFFFF"/>
         </w:rPr>
-        <w:lastRenderedPageBreak/>
         <w:t>Recent studies and reviews (e.g. </w:t>
       </w:r>
-      <w:hyperlink r:id="rId9" w:history="1">
+      <w:hyperlink r:id="rId8" w:history="1">
         <w:r>
           <w:rPr>
             <w:rStyle w:val="Hyperlink"/>
@@ -917,68 +884,44 @@
         </w:rPr>
         <w:t>; </w:t>
       </w:r>
-      <w:proofErr w:type="spellStart"/>
-      <w:r>
-        <w:fldChar w:fldCharType="begin"/>
-      </w:r>
-      <w:r>
-        <w:instrText>HYPERLINK "javascript:;"</w:instrText>
-      </w:r>
-      <w:r>
-        <w:fldChar w:fldCharType="separate"/>
-      </w:r>
-      <w:r>
-        <w:rPr>
-          <w:rStyle w:val="Hyperlink"/>
-          <w:rFonts w:ascii="Merriweather" w:hAnsi="Merriweather"/>
-          <w:color w:val="006FB7"/>
-          <w:sz w:val="23"/>
-          <w:szCs w:val="23"/>
-          <w:bdr w:val="none" w:sz="0" w:space="0" w:color="auto" w:frame="1"/>
-          <w:shd w:val="clear" w:color="auto" w:fill="FFFFFF"/>
-        </w:rPr>
-        <w:t>Brosset</w:t>
-      </w:r>
-      <w:proofErr w:type="spellEnd"/>
-      <w:r>
-        <w:rPr>
-          <w:rStyle w:val="Hyperlink"/>
-          <w:rFonts w:ascii="Merriweather" w:hAnsi="Merriweather"/>
-          <w:color w:val="006FB7"/>
-          <w:sz w:val="23"/>
-          <w:szCs w:val="23"/>
-          <w:bdr w:val="none" w:sz="0" w:space="0" w:color="auto" w:frame="1"/>
-          <w:shd w:val="clear" w:color="auto" w:fill="FFFFFF"/>
-        </w:rPr>
-        <w:t> </w:t>
-      </w:r>
-      <w:r>
-        <w:rPr>
-          <w:rStyle w:val="Emphasis"/>
-          <w:rFonts w:ascii="inherit" w:hAnsi="inherit"/>
-          <w:color w:val="006FB7"/>
-          <w:sz w:val="23"/>
-          <w:szCs w:val="23"/>
-          <w:bdr w:val="none" w:sz="0" w:space="0" w:color="auto" w:frame="1"/>
-          <w:shd w:val="clear" w:color="auto" w:fill="FFFFFF"/>
-        </w:rPr>
-        <w:t>et al.</w:t>
-      </w:r>
-      <w:r>
-        <w:rPr>
-          <w:rStyle w:val="Hyperlink"/>
-          <w:rFonts w:ascii="Merriweather" w:hAnsi="Merriweather"/>
-          <w:color w:val="006FB7"/>
-          <w:sz w:val="23"/>
-          <w:szCs w:val="23"/>
-          <w:bdr w:val="none" w:sz="0" w:space="0" w:color="auto" w:frame="1"/>
-          <w:shd w:val="clear" w:color="auto" w:fill="FFFFFF"/>
-        </w:rPr>
-        <w:t>, 2021</w:t>
-      </w:r>
-      <w:r>
-        <w:fldChar w:fldCharType="end"/>
-      </w:r>
+      <w:hyperlink r:id="rId9" w:history="1">
+        <w:r>
+          <w:rPr>
+            <w:rStyle w:val="Hyperlink"/>
+            <w:rFonts w:ascii="Merriweather" w:hAnsi="Merriweather"/>
+            <w:color w:val="006FB7"/>
+            <w:sz w:val="23"/>
+            <w:szCs w:val="23"/>
+            <w:bdr w:val="none" w:sz="0" w:space="0" w:color="auto" w:frame="1"/>
+            <w:shd w:val="clear" w:color="auto" w:fill="FFFFFF"/>
+          </w:rPr>
+          <w:t>Brosset </w:t>
+        </w:r>
+        <w:r>
+          <w:rPr>
+            <w:rStyle w:val="Emphasis"/>
+            <w:rFonts w:ascii="inherit" w:hAnsi="inherit"/>
+            <w:color w:val="006FB7"/>
+            <w:sz w:val="23"/>
+            <w:szCs w:val="23"/>
+            <w:bdr w:val="none" w:sz="0" w:space="0" w:color="auto" w:frame="1"/>
+            <w:shd w:val="clear" w:color="auto" w:fill="FFFFFF"/>
+          </w:rPr>
+          <w:t>et al.</w:t>
+        </w:r>
+        <w:r>
+          <w:rPr>
+            <w:rStyle w:val="Hyperlink"/>
+            <w:rFonts w:ascii="Merriweather" w:hAnsi="Merriweather"/>
+            <w:color w:val="006FB7"/>
+            <w:sz w:val="23"/>
+            <w:szCs w:val="23"/>
+            <w:bdr w:val="none" w:sz="0" w:space="0" w:color="auto" w:frame="1"/>
+            <w:shd w:val="clear" w:color="auto" w:fill="FFFFFF"/>
+          </w:rPr>
+          <w:t>, 2021</w:t>
+        </w:r>
+      </w:hyperlink>
       <w:r>
         <w:rPr>
           <w:rFonts w:ascii="Merriweather" w:hAnsi="Merriweather"/>
@@ -997,85 +940,26 @@
           <w:szCs w:val="23"/>
           <w:shd w:val="clear" w:color="auto" w:fill="FFFFFF"/>
         </w:rPr>
-        <w:t xml:space="preserve">: </w:t>
-      </w:r>
-      <w:hyperlink r:id="rId10" w:history="1">
-        <w:r>
-          <w:rPr>
-            <w:rStyle w:val="Hyperlink"/>
-            <w:rFonts w:ascii="Merriweather" w:hAnsi="Merriweather"/>
-            <w:sz w:val="23"/>
-            <w:szCs w:val="23"/>
-            <w:shd w:val="clear" w:color="auto" w:fill="FFFFFF"/>
-          </w:rPr>
-          <w:t>https://doi.org/10.1093/conphys/coae022</w:t>
-        </w:r>
-      </w:hyperlink>
+        <w:t xml:space="preserve"> (Mallett et al. 2024)</w:t>
+      </w:r>
     </w:p>
     <w:p>
       <w:pPr>
         <w:spacing w:line="480" w:lineRule="auto"/>
+        <w:rPr>
+          <w:rFonts w:ascii="Merriweather" w:hAnsi="Merriweather"/>
+          <w:color w:val="2A2A2A"/>
+          <w:sz w:val="23"/>
+          <w:szCs w:val="23"/>
+          <w:shd w:val="clear" w:color="auto" w:fill="FFFFFF"/>
+        </w:rPr>
       </w:pPr>
     </w:p>
     <w:p>
       <w:pPr>
         <w:spacing w:line="480" w:lineRule="auto"/>
       </w:pPr>
-      <w:hyperlink r:id="rId11" w:history="1">
-        <w:r>
-          <w:rPr>
-            <w:rStyle w:val="Hyperlink"/>
-          </w:rPr>
-          <w:t>https://www.google.com/search?q=Cooke+SJ%2C+Fangue+NA%2C+Bergman+JN%2C+Madliger+CL%2C+Cech+JJ%2C+Eliason+EJ%2C+Brauner+CJ%2C+Farrell+AP+(2022)+Chapter+1+-+Conservation+physiology+and+the+management+of+wild+fish+populations+in+the+Anthropocene.+In+SJ+Cooke%2C+NA+Fangue%2C+AP+Farrell%2C+CJ+Brauner%2C+EJ+Eliason%2C+eds%2C+Fish+Physiology+Vol+39.+Academic+Press%2C+Amsterdam%2C+pp.+1%E2%80%9331&amp;rlz=1C5CHFA_enUS1070US1070&amp;oq=Cooke+SJ%2C+Fangue+NA%2C+Bergman+JN%2C+Madliger+CL%2C+Cech+JJ%2C+Eliason+EJ%2C+Brauner+CJ%2C+Farrell+AP+(2022)+Chapter+1+-+Conservation+physiology+and+the+management+of+wild+fish+populations+in+the+Anthropocene.+In+SJ+Cooke%2C+NA+Fangue%2C+AP+Farrell%2C+CJ+Brauner%2C+EJ+Eliason%2C+eds%2C+Fish+Physiology+Vol+39.+Academic+Press%2C+Amsterdam%2C+pp.+1%E2%80%9331&amp;gs_lcrp=EgZjaHJvbWUyBggAEEUYOTIHCAEQIRiPAjIHCAIQIRiPAtIBBzMzOGowajSoAgCwAgE&amp;sourceid=chrome&amp;ie=UTF-8</w:t>
-        </w:r>
-      </w:hyperlink>
-    </w:p>
-    <w:p>
-      <w:pPr>
-        <w:spacing w:line="480" w:lineRule="auto"/>
-      </w:pPr>
-    </w:p>
-    <w:p>
-      <w:pPr>
-        <w:spacing w:line="480" w:lineRule="auto"/>
-      </w:pPr>
-      <w:hyperlink r:id="rId12" w:history="1">
-        <w:r>
-          <w:rPr>
-            <w:rStyle w:val="Hyperlink"/>
-          </w:rPr>
-          <w:t>https://onlinelibrary.wiley.com/doi/10.1111/faf.12487</w:t>
-        </w:r>
-      </w:hyperlink>
-    </w:p>
-    <w:p>
-      <w:pPr>
-        <w:spacing w:line="480" w:lineRule="auto"/>
-      </w:pPr>
-    </w:p>
-    <w:p>
-      <w:pPr>
-        <w:spacing w:line="480" w:lineRule="auto"/>
-      </w:pPr>
-      <w:hyperlink r:id="rId13" w:history="1">
-        <w:r>
-          <w:rPr>
-            <w:rStyle w:val="Hyperlink"/>
-          </w:rPr>
-          <w:t>https://link.springer.com/article/10.1007/s11160-021-09677-5</w:t>
-        </w:r>
-      </w:hyperlink>
-    </w:p>
-    <w:p>
-      <w:pPr>
-        <w:spacing w:line="480" w:lineRule="auto"/>
-      </w:pPr>
-    </w:p>
-    <w:p>
-      <w:pPr>
-        <w:spacing w:line="480" w:lineRule="auto"/>
-      </w:pPr>
-      <w:hyperlink r:id="rId14" w:history="1">
+      <w:hyperlink r:id="rId10" w:history="1">
         <w:r>
           <w:rPr>
             <w:rStyle w:val="Hyperlink"/>
@@ -1093,30 +977,24 @@
       <w:pPr>
         <w:spacing w:line="480" w:lineRule="auto"/>
       </w:pPr>
-      <w:hyperlink r:id="rId15" w:history="1">
+      <w:hyperlink r:id="rId11" w:anchor="B4-biomolecules-13-00036" w:history="1">
         <w:r>
           <w:rPr>
             <w:rStyle w:val="Hyperlink"/>
           </w:rPr>
-          <w:t>https://academic.oup.com/conphys/article/12/1/coae022/7664443</w:t>
+          <w:t>https://www.mdp</w:t>
         </w:r>
-      </w:hyperlink>
-    </w:p>
-    <w:p>
-      <w:pPr>
-        <w:spacing w:line="480" w:lineRule="auto"/>
-      </w:pPr>
-    </w:p>
-    <w:p>
-      <w:pPr>
-        <w:spacing w:line="480" w:lineRule="auto"/>
-      </w:pPr>
-      <w:hyperlink r:id="rId16" w:history="1">
         <w:r>
           <w:rPr>
             <w:rStyle w:val="Hyperlink"/>
           </w:rPr>
-          <w:t>https://www.mdpi.com/2218-273X/13/1/36#B4-biomolecules-13-00036</w:t>
+          <w:t>i</w:t>
+        </w:r>
+        <w:r>
+          <w:rPr>
+            <w:rStyle w:val="Hyperlink"/>
+          </w:rPr>
+          <w:t>.com/2218-273X/13/1/36#B4-biomolecules-13-00036</w:t>
         </w:r>
       </w:hyperlink>
     </w:p>
@@ -2457,6 +2335,15 @@
 </file>
 
 <file path=customXml/item2.xml><?xml version="1.0" encoding="utf-8"?>
+<?mso-contentType ?>
+<FormTemplates xmlns="http://schemas.microsoft.com/sharepoint/v3/contenttype/forms">
+  <Display>DocumentLibraryForm</Display>
+  <Edit>DocumentLibraryForm</Edit>
+  <New>DocumentLibraryForm</New>
+</FormTemplates>
+</file>
+
+<file path=customXml/item3.xml><?xml version="1.0" encoding="utf-8"?>
 <ct:contentTypeSchema xmlns:ct="http://schemas.microsoft.com/office/2006/metadata/contentType" xmlns:ma="http://schemas.microsoft.com/office/2006/metadata/properties/metaAttributes" ct:_="" ma:_="" ma:contentTypeName="Document" ma:contentTypeID="0x01010075E6C84D88DC2F4DAB37107E4BD16BE7" ma:contentTypeVersion="1" ma:contentTypeDescription="Create a new document." ma:contentTypeScope="" ma:versionID="f616f3844bb678775d3ee84150c466af">
   <xsd:schema xmlns:xsd="http://www.w3.org/2001/XMLSchema" xmlns:xs="http://www.w3.org/2001/XMLSchema" xmlns:p="http://schemas.microsoft.com/office/2006/metadata/properties" xmlns:ns3="dc575565-ca34-4e15-b428-f8986e31b6d7" targetNamespace="http://schemas.microsoft.com/office/2006/metadata/properties" ma:root="true" ma:fieldsID="060f73f615428682545ab1b9453de0ab" ns3:_="">
     <xsd:import namespace="dc575565-ca34-4e15-b428-f8986e31b6d7"/>
@@ -2582,15 +2469,6 @@
 </ct:contentTypeSchema>
 </file>
 
-<file path=customXml/item3.xml><?xml version="1.0" encoding="utf-8"?>
-<?mso-contentType ?>
-<FormTemplates xmlns="http://schemas.microsoft.com/sharepoint/v3/contenttype/forms">
-  <Display>DocumentLibraryForm</Display>
-  <Edit>DocumentLibraryForm</Edit>
-  <New>DocumentLibraryForm</New>
-</FormTemplates>
-</file>
-
 <file path=customXml/itemProps1.xml><?xml version="1.0" encoding="utf-8"?>
 <ds:datastoreItem xmlns:ds="http://schemas.openxmlformats.org/officeDocument/2006/customXml" ds:itemID="{E4F28348-EB94-427D-AEDD-DE1B3426866F}">
   <ds:schemaRefs>
@@ -2601,6 +2479,14 @@
 </file>
 
 <file path=customXml/itemProps2.xml><?xml version="1.0" encoding="utf-8"?>
+<ds:datastoreItem xmlns:ds="http://schemas.openxmlformats.org/officeDocument/2006/customXml" ds:itemID="{7316AD32-7058-41C5-940C-0A6761F6AA25}">
+  <ds:schemaRefs>
+    <ds:schemaRef ds:uri="http://schemas.microsoft.com/sharepoint/v3/contenttype/forms"/>
+  </ds:schemaRefs>
+</ds:datastoreItem>
+</file>
+
+<file path=customXml/itemProps3.xml><?xml version="1.0" encoding="utf-8"?>
 <ds:datastoreItem xmlns:ds="http://schemas.openxmlformats.org/officeDocument/2006/customXml" ds:itemID="{2B7D8F4B-39E1-4D48-93AA-411AB5C23E7C}">
   <ds:schemaRefs>
     <ds:schemaRef ds:uri="http://schemas.microsoft.com/office/2006/metadata/contentType"/>
@@ -2616,12 +2502,4 @@
     <ds:schemaRef ds:uri="http://schemas.microsoft.com/internal/obd"/>
   </ds:schemaRefs>
 </ds:datastoreItem>
-</file>
-
-<file path=customXml/itemProps3.xml><?xml version="1.0" encoding="utf-8"?>
-<ds:datastoreItem xmlns:ds="http://schemas.openxmlformats.org/officeDocument/2006/customXml" ds:itemID="{7316AD32-7058-41C5-940C-0A6761F6AA25}">
-  <ds:schemaRefs>
-    <ds:schemaRef ds:uri="http://schemas.microsoft.com/sharepoint/v3/contenttype/forms"/>
-  </ds:schemaRefs>
-</ds:datastoreItem>
 </file>